--- a/Game of life.docx
+++ b/Game of life.docx
@@ -138,17 +138,342 @@
           <w:rFonts w:hint="cs"/>
           <w:rtl/>
         </w:rPr>
-        <w:t xml:space="preserve">לכל תא יש 8 שכנים (מעליו, מתחתיו, מימינו, משמאלו </w:t>
-      </w:r>
-      <w:proofErr w:type="spellStart"/>
-      <w:r>
-        <w:rPr>
-          <w:rFonts w:hint="cs"/>
-          <w:rtl/>
-        </w:rPr>
-        <w:t>ובאכסוניו</w:t>
-      </w:r>
-      <w:proofErr w:type="spellEnd"/>
+        <w:t>לכל תא יש 8 שכנים (מעליו, מתחתיו, מימינו, משמאלו ובאכסוניו)</w:t>
+      </w:r>
+    </w:p>
+    <w:p>
+      <w:pPr>
+        <w:pStyle w:val="ListParagraph"/>
+        <w:numPr>
+          <w:ilvl w:val="0"/>
+          <w:numId w:val="1"/>
+        </w:numPr>
+        <w:bidi/>
+      </w:pPr>
+      <w:r>
+        <w:rPr>
+          <w:rFonts w:hint="cs"/>
+          <w:rtl/>
+        </w:rPr>
+        <w:t>החוקים:</w:t>
+      </w:r>
+    </w:p>
+    <w:p>
+      <w:pPr>
+        <w:pStyle w:val="ListParagraph"/>
+        <w:numPr>
+          <w:ilvl w:val="1"/>
+          <w:numId w:val="1"/>
+        </w:numPr>
+        <w:bidi/>
+      </w:pPr>
+      <w:r>
+        <w:rPr>
+          <w:rFonts w:hint="cs"/>
+          <w:rtl/>
+        </w:rPr>
+        <w:t>תא שיש לו פחות מ2 שכנים, ימות</w:t>
+      </w:r>
+    </w:p>
+    <w:p>
+      <w:pPr>
+        <w:pStyle w:val="ListParagraph"/>
+        <w:numPr>
+          <w:ilvl w:val="1"/>
+          <w:numId w:val="1"/>
+        </w:numPr>
+        <w:bidi/>
+      </w:pPr>
+      <w:r>
+        <w:rPr>
+          <w:rFonts w:hint="cs"/>
+          <w:rtl/>
+        </w:rPr>
+        <w:t>תא שיש לו יותר מ3 שכנים, ימות</w:t>
+      </w:r>
+    </w:p>
+    <w:p>
+      <w:pPr>
+        <w:pStyle w:val="ListParagraph"/>
+        <w:numPr>
+          <w:ilvl w:val="1"/>
+          <w:numId w:val="1"/>
+        </w:numPr>
+        <w:bidi/>
+      </w:pPr>
+      <w:r>
+        <w:rPr>
+          <w:rFonts w:hint="cs"/>
+          <w:rtl/>
+        </w:rPr>
+        <w:t>כלומר תא שיש לו 2 או 3 שכנים ישרוד</w:t>
+      </w:r>
+    </w:p>
+    <w:p>
+      <w:pPr>
+        <w:pStyle w:val="ListParagraph"/>
+        <w:numPr>
+          <w:ilvl w:val="1"/>
+          <w:numId w:val="1"/>
+        </w:numPr>
+        <w:bidi/>
+      </w:pPr>
+      <w:r>
+        <w:rPr>
+          <w:rFonts w:hint="cs"/>
+          <w:rtl/>
+        </w:rPr>
+        <w:t>תא מת שיש לו בדיוק 3 שכנים, יקום לתחיה</w:t>
+      </w:r>
+    </w:p>
+    <w:p>
+      <w:pPr>
+        <w:pStyle w:val="ListParagraph"/>
+        <w:numPr>
+          <w:ilvl w:val="0"/>
+          <w:numId w:val="1"/>
+        </w:numPr>
+        <w:bidi/>
+      </w:pPr>
+      <w:r>
+        <w:rPr>
+          <w:rFonts w:hint="cs"/>
+          <w:rtl/>
+        </w:rPr>
+        <w:t>פלטפורמה:</w:t>
+      </w:r>
+    </w:p>
+    <w:p>
+      <w:pPr>
+        <w:pStyle w:val="ListParagraph"/>
+        <w:numPr>
+          <w:ilvl w:val="1"/>
+          <w:numId w:val="1"/>
+        </w:numPr>
+        <w:bidi/>
+      </w:pPr>
+      <w:r>
+        <w:rPr>
+          <w:rFonts w:hint="cs"/>
+          <w:rtl/>
+        </w:rPr>
+        <w:t xml:space="preserve">קובץ </w:t>
+      </w:r>
+      <w:r>
+        <w:t>python</w:t>
+      </w:r>
+      <w:r>
+        <w:rPr>
+          <w:rFonts w:hint="cs"/>
+          <w:rtl/>
+        </w:rPr>
+        <w:t xml:space="preserve"> שירוץ ב</w:t>
+      </w:r>
+      <w:r>
+        <w:t>terminal</w:t>
+      </w:r>
+    </w:p>
+    <w:p>
+      <w:pPr>
+        <w:pStyle w:val="ListParagraph"/>
+        <w:numPr>
+          <w:ilvl w:val="0"/>
+          <w:numId w:val="1"/>
+        </w:numPr>
+        <w:bidi/>
+      </w:pPr>
+      <w:r>
+        <w:rPr>
+          <w:rFonts w:hint="cs"/>
+          <w:rtl/>
+        </w:rPr>
+        <w:t>תהליך בניית המשחק:</w:t>
+      </w:r>
+    </w:p>
+    <w:p>
+      <w:pPr>
+        <w:pStyle w:val="ListParagraph"/>
+        <w:numPr>
+          <w:ilvl w:val="1"/>
+          <w:numId w:val="1"/>
+        </w:numPr>
+        <w:bidi/>
+      </w:pPr>
+      <w:r>
+        <w:rPr>
+          <w:rFonts w:hint="cs"/>
+          <w:rtl/>
+        </w:rPr>
+        <w:t>לפני התחלת כתיבת הקוד:</w:t>
+      </w:r>
+    </w:p>
+    <w:p>
+      <w:pPr>
+        <w:pStyle w:val="ListParagraph"/>
+        <w:numPr>
+          <w:ilvl w:val="2"/>
+          <w:numId w:val="1"/>
+        </w:numPr>
+        <w:bidi/>
+      </w:pPr>
+      <w:r>
+        <w:rPr>
+          <w:rFonts w:hint="cs"/>
+          <w:rtl/>
+        </w:rPr>
+        <w:t>אני מתלבט על הגודל של ה</w:t>
+      </w:r>
+      <w:r>
+        <w:t>grid</w:t>
+      </w:r>
+      <w:r>
+        <w:rPr>
+          <w:rFonts w:hint="cs"/>
+          <w:rtl/>
+        </w:rPr>
+        <w:t xml:space="preserve"> </w:t>
+      </w:r>
+      <w:r>
+        <w:rPr>
+          <w:rtl/>
+        </w:rPr>
+        <w:t>–</w:t>
+      </w:r>
+      <w:r>
+        <w:rPr>
+          <w:rFonts w:hint="cs"/>
+          <w:rtl/>
+        </w:rPr>
+        <w:t xml:space="preserve"> אתחיל עם 20</w:t>
+      </w:r>
+      <w:r>
+        <w:t>x</w:t>
+      </w:r>
+      <w:r>
+        <w:rPr>
+          <w:rFonts w:hint="cs"/>
+          <w:rtl/>
+        </w:rPr>
+        <w:t>20</w:t>
+      </w:r>
+    </w:p>
+    <w:p>
+      <w:pPr>
+        <w:pStyle w:val="ListParagraph"/>
+        <w:numPr>
+          <w:ilvl w:val="2"/>
+          <w:numId w:val="1"/>
+        </w:numPr>
+        <w:bidi/>
+      </w:pPr>
+      <w:r>
+        <w:rPr>
+          <w:rFonts w:hint="cs"/>
+          <w:rtl/>
+        </w:rPr>
+        <w:t>א</w:t>
+      </w:r>
+      <w:r>
+        <w:rPr>
+          <w:rFonts w:hint="cs"/>
+          <w:rtl/>
+        </w:rPr>
+        <w:t>בנה</w:t>
+      </w:r>
+      <w:r>
+        <w:rPr>
+          <w:rFonts w:hint="cs"/>
+          <w:rtl/>
+        </w:rPr>
+        <w:t xml:space="preserve"> </w:t>
+      </w:r>
+      <w:r>
+        <w:t>class</w:t>
+      </w:r>
+      <w:r>
+        <w:rPr>
+          <w:rFonts w:hint="cs"/>
+          <w:rtl/>
+        </w:rPr>
+        <w:t xml:space="preserve"> של תא</w:t>
+      </w:r>
+      <w:r>
+        <w:rPr>
+          <w:rFonts w:hint="cs"/>
+          <w:rtl/>
+        </w:rPr>
+        <w:t xml:space="preserve"> ו</w:t>
+      </w:r>
+      <w:r>
+        <w:t>class</w:t>
+      </w:r>
+      <w:r>
+        <w:rPr>
+          <w:rFonts w:hint="cs"/>
+          <w:rtl/>
+        </w:rPr>
+        <w:t xml:space="preserve"> של ה</w:t>
+      </w:r>
+      <w:r>
+        <w:t>grid</w:t>
+      </w:r>
+    </w:p>
+    <w:p>
+      <w:pPr>
+        <w:pStyle w:val="ListParagraph"/>
+        <w:numPr>
+          <w:ilvl w:val="3"/>
+          <w:numId w:val="1"/>
+        </w:numPr>
+        <w:bidi/>
+      </w:pPr>
+      <w:r>
+        <w:t>class</w:t>
+      </w:r>
+      <w:r>
+        <w:rPr>
+          <w:rFonts w:hint="cs"/>
+          <w:rtl/>
+        </w:rPr>
+        <w:t xml:space="preserve"> של תא</w:t>
+      </w:r>
+    </w:p>
+    <w:p>
+      <w:pPr>
+        <w:pStyle w:val="ListParagraph"/>
+        <w:numPr>
+          <w:ilvl w:val="4"/>
+          <w:numId w:val="1"/>
+        </w:numPr>
+        <w:bidi/>
+      </w:pPr>
+      <w:r>
+        <w:rPr>
+          <w:rFonts w:hint="cs"/>
+          <w:rtl/>
+        </w:rPr>
+        <w:t>יכיל משתנה בוליאני האם הוא חי או מת</w:t>
+      </w:r>
+    </w:p>
+    <w:p>
+      <w:pPr>
+        <w:pStyle w:val="ListParagraph"/>
+        <w:numPr>
+          <w:ilvl w:val="4"/>
+          <w:numId w:val="1"/>
+        </w:numPr>
+        <w:bidi/>
+      </w:pPr>
+      <w:r>
+        <w:rPr>
+          <w:rFonts w:hint="cs"/>
+          <w:rtl/>
+        </w:rPr>
+        <w:t xml:space="preserve">יכיל קואורדינטה (ערך </w:t>
+      </w:r>
+      <w:r>
+        <w:t>i,j</w:t>
+      </w:r>
       <w:r>
         <w:rPr>
           <w:rFonts w:hint="cs"/>
@@ -161,6 +486,184 @@
       <w:pPr>
         <w:pStyle w:val="ListParagraph"/>
         <w:numPr>
+          <w:ilvl w:val="3"/>
+          <w:numId w:val="1"/>
+        </w:numPr>
+        <w:bidi/>
+      </w:pPr>
+      <w:r>
+        <w:t>Class</w:t>
+      </w:r>
+      <w:r>
+        <w:rPr>
+          <w:rFonts w:hint="cs"/>
+          <w:rtl/>
+        </w:rPr>
+        <w:t xml:space="preserve"> של </w:t>
+      </w:r>
+      <w:r>
+        <w:t>grid</w:t>
+      </w:r>
+    </w:p>
+    <w:p>
+      <w:pPr>
+        <w:pStyle w:val="ListParagraph"/>
+        <w:numPr>
+          <w:ilvl w:val="4"/>
+          <w:numId w:val="1"/>
+        </w:numPr>
+        <w:bidi/>
+      </w:pPr>
+      <w:r>
+        <w:rPr>
+          <w:rFonts w:hint="cs"/>
+          <w:rtl/>
+        </w:rPr>
+        <w:t>יכיל מערך דו ממדי של תאים</w:t>
+      </w:r>
+    </w:p>
+    <w:p>
+      <w:pPr>
+        <w:pStyle w:val="ListParagraph"/>
+        <w:numPr>
+          <w:ilvl w:val="2"/>
+          <w:numId w:val="1"/>
+        </w:numPr>
+        <w:bidi/>
+      </w:pPr>
+      <w:r>
+        <w:rPr>
+          <w:rFonts w:hint="cs"/>
+          <w:rtl/>
+        </w:rPr>
+        <w:t>מבחינת פונקציות:</w:t>
+      </w:r>
+    </w:p>
+    <w:p>
+      <w:pPr>
+        <w:pStyle w:val="ListParagraph"/>
+        <w:numPr>
+          <w:ilvl w:val="3"/>
+          <w:numId w:val="1"/>
+        </w:numPr>
+        <w:bidi/>
+      </w:pPr>
+      <w:r>
+        <w:rPr>
+          <w:rFonts w:hint="cs"/>
+          <w:rtl/>
+        </w:rPr>
+        <w:t>התקדמות שלב</w:t>
+      </w:r>
+    </w:p>
+    <w:p>
+      <w:pPr>
+        <w:pStyle w:val="ListParagraph"/>
+        <w:numPr>
+          <w:ilvl w:val="4"/>
+          <w:numId w:val="1"/>
+        </w:numPr>
+        <w:bidi/>
+      </w:pPr>
+      <w:r>
+        <w:rPr>
+          <w:rFonts w:hint="cs"/>
+          <w:rtl/>
+        </w:rPr>
+        <w:t>התקדמות לפי השלבים</w:t>
+      </w:r>
+    </w:p>
+    <w:p>
+      <w:pPr>
+        <w:pStyle w:val="ListParagraph"/>
+        <w:numPr>
+          <w:ilvl w:val="4"/>
+          <w:numId w:val="1"/>
+        </w:numPr>
+        <w:bidi/>
+      </w:pPr>
+      <w:r>
+        <w:rPr>
+          <w:rFonts w:hint="cs"/>
+          <w:rtl/>
+        </w:rPr>
+        <w:t>תתקיים בדיקת גבולות של ה</w:t>
+      </w:r>
+      <w:r>
+        <w:t>grid</w:t>
+      </w:r>
+    </w:p>
+    <w:p>
+      <w:pPr>
+        <w:pStyle w:val="ListParagraph"/>
+        <w:numPr>
+          <w:ilvl w:val="4"/>
+          <w:numId w:val="1"/>
+        </w:numPr>
+        <w:bidi/>
+      </w:pPr>
+      <w:r>
+        <w:rPr>
+          <w:rFonts w:hint="cs"/>
+          <w:rtl/>
+        </w:rPr>
+        <w:t>תאים מחוץ לגבולות ה</w:t>
+      </w:r>
+      <w:r>
+        <w:t>grid</w:t>
+      </w:r>
+      <w:r>
+        <w:rPr>
+          <w:rFonts w:hint="cs"/>
+          <w:rtl/>
+        </w:rPr>
+        <w:t xml:space="preserve"> לא נחשבים לשכנים כמובן </w:t>
+      </w:r>
+      <w:r>
+        <w:rPr>
+          <w:rtl/>
+        </w:rPr>
+        <w:t>–</w:t>
+      </w:r>
+      <w:r>
+        <w:rPr>
+          <w:rFonts w:hint="cs"/>
+          <w:rtl/>
+        </w:rPr>
+        <w:t xml:space="preserve"> הקוד מתעלם מהם</w:t>
+      </w:r>
+    </w:p>
+    <w:p>
+      <w:pPr>
+        <w:pStyle w:val="ListParagraph"/>
+        <w:numPr>
+          <w:ilvl w:val="4"/>
+          <w:numId w:val="1"/>
+        </w:numPr>
+        <w:bidi/>
+      </w:pPr>
+      <w:r>
+        <w:rPr>
+          <w:rFonts w:hint="cs"/>
+          <w:rtl/>
+        </w:rPr>
+        <w:t>המסך יתנקה וה</w:t>
+      </w:r>
+      <w:r>
+        <w:t>grid</w:t>
+      </w:r>
+      <w:r>
+        <w:rPr>
+          <w:rFonts w:hint="cs"/>
+          <w:rtl/>
+        </w:rPr>
+        <w:t xml:space="preserve"> החדש יודפס</w:t>
+      </w:r>
+    </w:p>
+    <w:p>
+      <w:pPr>
+        <w:pStyle w:val="ListParagraph"/>
+        <w:numPr>
           <w:ilvl w:val="0"/>
           <w:numId w:val="1"/>
         </w:numPr>
@@ -171,7 +674,7 @@
           <w:rFonts w:hint="cs"/>
           <w:rtl/>
         </w:rPr>
-        <w:t>החוקים:</w:t>
+        <w:t>מחשבות רצות:</w:t>
       </w:r>
     </w:p>
     <w:p>
@@ -188,7 +691,167 @@
           <w:rFonts w:hint="cs"/>
           <w:rtl/>
         </w:rPr>
-        <w:t>תא שיש לו פחות מ2 שכנים, ימות</w:t>
+        <w:t xml:space="preserve">1.1.2026 </w:t>
+      </w:r>
+      <w:r>
+        <w:rPr>
+          <w:rtl/>
+        </w:rPr>
+        <w:t>–</w:t>
+      </w:r>
+      <w:r>
+        <w:rPr>
+          <w:rFonts w:hint="cs"/>
+          <w:rtl/>
+        </w:rPr>
+        <w:t xml:space="preserve"> שעה 22:36</w:t>
+      </w:r>
+    </w:p>
+    <w:p>
+      <w:pPr>
+        <w:pStyle w:val="ListParagraph"/>
+        <w:numPr>
+          <w:ilvl w:val="2"/>
+          <w:numId w:val="1"/>
+        </w:numPr>
+        <w:bidi/>
+      </w:pPr>
+      <w:r>
+        <w:rPr>
+          <w:rFonts w:hint="cs"/>
+          <w:rtl/>
+        </w:rPr>
+        <w:t xml:space="preserve">לא אתן למשתמש להכניס כל ריצה </w:t>
+      </w:r>
+      <w:r>
+        <w:t>grid</w:t>
+      </w:r>
+      <w:r>
+        <w:rPr>
+          <w:rFonts w:hint="cs"/>
+          <w:rtl/>
+        </w:rPr>
+        <w:t xml:space="preserve"> חדש. לכן עשיתי 2 פונקציות כחלק מה</w:t>
+      </w:r>
+      <w:r>
+        <w:t>class</w:t>
+      </w:r>
+      <w:r>
+        <w:rPr>
+          <w:rFonts w:hint="cs"/>
+          <w:rtl/>
+        </w:rPr>
+        <w:t xml:space="preserve"> של </w:t>
+      </w:r>
+      <w:r>
+        <w:t>Grid</w:t>
+      </w:r>
+      <w:r>
+        <w:rPr>
+          <w:rFonts w:hint="cs"/>
+          <w:rtl/>
+        </w:rPr>
+        <w:t xml:space="preserve"> </w:t>
+      </w:r>
+      <w:r>
+        <w:rPr>
+          <w:rtl/>
+        </w:rPr>
+        <w:t>–</w:t>
+      </w:r>
+      <w:r>
+        <w:rPr>
+          <w:rFonts w:hint="cs"/>
+          <w:rtl/>
+        </w:rPr>
+        <w:t xml:space="preserve"> </w:t>
+      </w:r>
+      <w:r>
+        <w:t>random</w:t>
+      </w:r>
+      <w:r>
+        <w:rPr>
+          <w:rFonts w:hint="cs"/>
+          <w:rtl/>
+        </w:rPr>
+        <w:t xml:space="preserve"> שבונה </w:t>
+      </w:r>
+      <w:r>
+        <w:t>grid</w:t>
+      </w:r>
+      <w:r>
+        <w:rPr>
+          <w:rFonts w:hint="cs"/>
+          <w:rtl/>
+        </w:rPr>
+        <w:t xml:space="preserve"> רנדומלי. בנוסף </w:t>
+      </w:r>
+      <w:r>
+        <w:t>glider</w:t>
+      </w:r>
+      <w:r>
+        <w:rPr>
+          <w:rFonts w:hint="cs"/>
+          <w:rtl/>
+        </w:rPr>
+        <w:t xml:space="preserve"> </w:t>
+      </w:r>
+      <w:r>
+        <w:rPr>
+          <w:rtl/>
+        </w:rPr>
+        <w:t>–</w:t>
+      </w:r>
+      <w:r>
+        <w:rPr>
+          <w:rFonts w:hint="cs"/>
+          <w:rtl/>
+        </w:rPr>
+        <w:t xml:space="preserve"> צורה מוכרת במשחק שגורמת להתפתחות מגניבה עם השלבים</w:t>
+      </w:r>
+    </w:p>
+    <w:p>
+      <w:pPr>
+        <w:pStyle w:val="ListParagraph"/>
+        <w:numPr>
+          <w:ilvl w:val="3"/>
+          <w:numId w:val="1"/>
+        </w:numPr>
+        <w:bidi/>
+      </w:pPr>
+      <w:r>
+        <w:rPr>
+          <w:rFonts w:hint="cs"/>
+          <w:rtl/>
+        </w:rPr>
+        <w:t xml:space="preserve">אני מתלבט איך להדפיס את הריבוע. הפתרון הראשוני - </w:t>
+      </w:r>
+      <w:r>
+        <w:rPr>
+          <w:rFonts w:ascii="Segoe UI Emoji" w:hAnsi="Segoe UI Emoji" w:cs="Segoe UI Emoji" w:hint="cs"/>
+          <w:rtl/>
+        </w:rPr>
+        <w:t>⬜</w:t>
+      </w:r>
+    </w:p>
+    <w:p>
+      <w:pPr>
+        <w:pStyle w:val="ListParagraph"/>
+        <w:numPr>
+          <w:ilvl w:val="3"/>
+          <w:numId w:val="1"/>
+        </w:numPr>
+        <w:bidi/>
+      </w:pPr>
+      <w:r>
+        <w:rPr>
+          <w:rFonts w:hint="cs"/>
+          <w:rtl/>
+        </w:rPr>
+        <w:t xml:space="preserve">אולי בהמשך אעשה עם </w:t>
+      </w:r>
+      <w:r>
+        <w:t>pygame \ tkinter</w:t>
       </w:r>
     </w:p>
     <w:p>
@@ -201,135 +864,346 @@
         <w:bidi/>
       </w:pPr>
       <w:r>
-        <w:rPr>
-          <w:rFonts w:hint="cs"/>
-          <w:rtl/>
-        </w:rPr>
-        <w:t>תא שיש לו יותר מ3 שכנים, ימות</w:t>
-      </w:r>
-    </w:p>
-    <w:p>
-      <w:pPr>
-        <w:pStyle w:val="ListParagraph"/>
-        <w:numPr>
-          <w:ilvl w:val="1"/>
-          <w:numId w:val="1"/>
-        </w:numPr>
-        <w:bidi/>
-      </w:pPr>
-      <w:r>
-        <w:rPr>
-          <w:rFonts w:hint="cs"/>
-          <w:rtl/>
-        </w:rPr>
-        <w:t>כלומר תא שיש לו 2 או 3 שכנים ישרוד</w:t>
-      </w:r>
-    </w:p>
-    <w:p>
-      <w:pPr>
-        <w:pStyle w:val="ListParagraph"/>
-        <w:numPr>
-          <w:ilvl w:val="1"/>
-          <w:numId w:val="1"/>
-        </w:numPr>
-        <w:bidi/>
-      </w:pPr>
-      <w:r>
-        <w:rPr>
-          <w:rFonts w:hint="cs"/>
-          <w:rtl/>
-        </w:rPr>
-        <w:t xml:space="preserve">תא מת שיש לו בדיוק 3 שכנים, יקום </w:t>
-      </w:r>
-      <w:proofErr w:type="spellStart"/>
-      <w:r>
-        <w:rPr>
-          <w:rFonts w:hint="cs"/>
-          <w:rtl/>
-        </w:rPr>
-        <w:t>לתחיה</w:t>
-      </w:r>
-      <w:proofErr w:type="spellEnd"/>
-    </w:p>
-    <w:p>
-      <w:pPr>
-        <w:pStyle w:val="ListParagraph"/>
-        <w:numPr>
-          <w:ilvl w:val="0"/>
-          <w:numId w:val="1"/>
-        </w:numPr>
-        <w:bidi/>
-      </w:pPr>
-      <w:r>
-        <w:rPr>
-          <w:rFonts w:hint="cs"/>
-          <w:rtl/>
-        </w:rPr>
-        <w:t>פלטפורמה:</w:t>
-      </w:r>
-    </w:p>
-    <w:p>
-      <w:pPr>
-        <w:pStyle w:val="ListParagraph"/>
-        <w:numPr>
-          <w:ilvl w:val="1"/>
-          <w:numId w:val="1"/>
-        </w:numPr>
-        <w:bidi/>
-      </w:pPr>
-      <w:r>
-        <w:rPr>
-          <w:rFonts w:hint="cs"/>
-          <w:rtl/>
-        </w:rPr>
-        <w:t xml:space="preserve">קובץ </w:t>
-      </w:r>
-      <w:r>
-        <w:t>python</w:t>
-      </w:r>
-      <w:r>
-        <w:rPr>
-          <w:rFonts w:hint="cs"/>
-          <w:rtl/>
-        </w:rPr>
-        <w:t xml:space="preserve"> שירוץ ב</w:t>
+        <w:lastRenderedPageBreak/>
+        <w:t>2.1.2026</w:t>
+      </w:r>
+      <w:r>
+        <w:rPr>
+          <w:rFonts w:hint="cs"/>
+          <w:rtl/>
+        </w:rPr>
+        <w:t xml:space="preserve"> </w:t>
+      </w:r>
+      <w:r>
+        <w:rPr>
+          <w:rtl/>
+        </w:rPr>
+        <w:t>–</w:t>
+      </w:r>
+      <w:r>
+        <w:rPr>
+          <w:rFonts w:hint="cs"/>
+          <w:rtl/>
+        </w:rPr>
+        <w:t xml:space="preserve"> שעה 20:01</w:t>
+      </w:r>
+    </w:p>
+    <w:p>
+      <w:pPr>
+        <w:pStyle w:val="ListParagraph"/>
+        <w:numPr>
+          <w:ilvl w:val="2"/>
+          <w:numId w:val="1"/>
+        </w:numPr>
+        <w:bidi/>
+      </w:pPr>
+      <w:r>
+        <w:rPr>
+          <w:rFonts w:hint="cs"/>
+          <w:rtl/>
+        </w:rPr>
+        <w:t>חישוב מספר השכנים</w:t>
+      </w:r>
+      <w:r>
+        <w:rPr>
+          <w:rFonts w:hint="cs"/>
+          <w:rtl/>
+        </w:rPr>
+        <w:t xml:space="preserve"> </w:t>
+      </w:r>
+      <w:r>
+        <w:rPr>
+          <w:rtl/>
+        </w:rPr>
+        <w:t>–</w:t>
+      </w:r>
+      <w:r>
+        <w:rPr>
+          <w:rFonts w:hint="cs"/>
+          <w:rtl/>
+        </w:rPr>
+        <w:t xml:space="preserve"> זרקתי רעיונות לאוויר</w:t>
+      </w:r>
+    </w:p>
+    <w:p>
+      <w:pPr>
+        <w:pStyle w:val="ListParagraph"/>
+        <w:numPr>
+          <w:ilvl w:val="3"/>
+          <w:numId w:val="1"/>
+        </w:numPr>
+        <w:bidi/>
+      </w:pPr>
+      <w:r>
+        <w:rPr>
+          <w:rFonts w:hint="cs"/>
+          <w:rtl/>
+        </w:rPr>
+        <w:t>בהתחלה חשבתי לפרק למקרים שונים</w:t>
+      </w:r>
+      <w:r>
+        <w:rPr>
+          <w:rFonts w:hint="cs"/>
+          <w:rtl/>
+        </w:rPr>
+        <w:t xml:space="preserve"> כי לפינות יש מקסימום 3 שכנים</w:t>
+      </w:r>
+      <w:r>
+        <w:rPr>
+          <w:rFonts w:hint="cs"/>
+          <w:rtl/>
+        </w:rPr>
+        <w:t>:</w:t>
+      </w:r>
+    </w:p>
+    <w:p>
+      <w:pPr>
+        <w:pStyle w:val="ListParagraph"/>
+        <w:numPr>
+          <w:ilvl w:val="4"/>
+          <w:numId w:val="1"/>
+        </w:numPr>
+        <w:bidi/>
+      </w:pPr>
+      <w:r>
+        <w:rPr>
+          <w:rFonts w:hint="cs"/>
+          <w:rtl/>
+        </w:rPr>
+        <w:t>פינה ימנית עליונה</w:t>
+      </w:r>
+    </w:p>
+    <w:p>
+      <w:pPr>
+        <w:pStyle w:val="ListParagraph"/>
+        <w:numPr>
+          <w:ilvl w:val="4"/>
+          <w:numId w:val="1"/>
+        </w:numPr>
+        <w:bidi/>
+      </w:pPr>
+      <w:r>
+        <w:rPr>
+          <w:rFonts w:hint="cs"/>
+          <w:rtl/>
+        </w:rPr>
+        <w:t>פינה שמאלית עליונה</w:t>
+      </w:r>
+    </w:p>
+    <w:p>
+      <w:pPr>
+        <w:pStyle w:val="ListParagraph"/>
+        <w:numPr>
+          <w:ilvl w:val="4"/>
+          <w:numId w:val="1"/>
+        </w:numPr>
+        <w:bidi/>
+      </w:pPr>
+      <w:r>
+        <w:rPr>
+          <w:rFonts w:hint="cs"/>
+          <w:rtl/>
+        </w:rPr>
+        <w:t>פינה ימנית תחתונה</w:t>
+      </w:r>
+    </w:p>
+    <w:p>
+      <w:pPr>
+        <w:pStyle w:val="ListParagraph"/>
+        <w:numPr>
+          <w:ilvl w:val="4"/>
+          <w:numId w:val="1"/>
+        </w:numPr>
+        <w:bidi/>
+      </w:pPr>
+      <w:r>
+        <w:rPr>
+          <w:rFonts w:hint="cs"/>
+          <w:rtl/>
+        </w:rPr>
+        <w:t>פינה שמאלית תחתונה</w:t>
+      </w:r>
+    </w:p>
+    <w:p>
+      <w:pPr>
+        <w:pStyle w:val="ListParagraph"/>
+        <w:numPr>
+          <w:ilvl w:val="4"/>
+          <w:numId w:val="1"/>
+        </w:numPr>
+        <w:bidi/>
+      </w:pPr>
+      <w:r>
+        <w:rPr>
+          <w:rFonts w:hint="cs"/>
+          <w:rtl/>
+        </w:rPr>
+        <w:t>מקרה כללי</w:t>
+      </w:r>
+    </w:p>
+    <w:p>
+      <w:pPr>
+        <w:pStyle w:val="ListParagraph"/>
+        <w:numPr>
+          <w:ilvl w:val="3"/>
+          <w:numId w:val="1"/>
+        </w:numPr>
+        <w:bidi/>
+      </w:pPr>
+      <w:r>
+        <w:rPr>
+          <w:rFonts w:hint="cs"/>
+          <w:rtl/>
+        </w:rPr>
+        <w:t>לא יעיל בעליל ואפשר לקצר בהרבה. עשיתי פונקציה ב</w:t>
+      </w:r>
+      <w:r>
+        <w:t>class</w:t>
+      </w:r>
+      <w:r>
+        <w:rPr>
+          <w:rFonts w:hint="cs"/>
+          <w:rtl/>
+        </w:rPr>
+        <w:t xml:space="preserve"> שמקבלת שורה ועמודה של התא שרוצים לספור את כמות השכנים שלו. ואז עברתי ב</w:t>
+      </w:r>
+      <w:r>
+        <w:t>nested for loop</w:t>
+      </w:r>
+      <w:r>
+        <w:rPr>
+          <w:rFonts w:hint="cs"/>
+          <w:rtl/>
+        </w:rPr>
+        <w:t xml:space="preserve"> על </w:t>
+      </w:r>
+      <w:r>
+        <w:t>row-1</w:t>
+      </w:r>
+      <w:r>
+        <w:rPr>
+          <w:rFonts w:hint="cs"/>
+          <w:rtl/>
+        </w:rPr>
+        <w:t xml:space="preserve"> עד </w:t>
+      </w:r>
+      <w:r>
+        <w:t>row+1</w:t>
+      </w:r>
+      <w:r>
+        <w:rPr>
+          <w:rFonts w:hint="cs"/>
+          <w:rtl/>
+        </w:rPr>
+        <w:t xml:space="preserve"> ואותו דבר עם </w:t>
+      </w:r>
+      <w:r>
+        <w:t>col</w:t>
+      </w:r>
+      <w:r>
+        <w:rPr>
+          <w:rFonts w:hint="cs"/>
+          <w:rtl/>
+        </w:rPr>
+        <w:t xml:space="preserve">. </w:t>
+      </w:r>
+    </w:p>
+    <w:p>
+      <w:pPr>
+        <w:pStyle w:val="ListParagraph"/>
+        <w:numPr>
+          <w:ilvl w:val="4"/>
+          <w:numId w:val="1"/>
+        </w:numPr>
+        <w:bidi/>
+      </w:pPr>
+      <w:r>
+        <w:rPr>
+          <w:rFonts w:hint="cs"/>
+          <w:rtl/>
+        </w:rPr>
+        <w:t xml:space="preserve">ביצעתי לאחר מכן בדיקה האם אנחנו נמצאים בתא הנוכחי, ואז </w:t>
+      </w:r>
+      <w:r>
+        <w:rPr>
+          <w:rFonts w:hint="cs"/>
+          <w:rtl/>
+        </w:rPr>
+        <w:t xml:space="preserve">עשיתי </w:t>
+      </w:r>
+      <w:r>
+        <w:t>continue</w:t>
+      </w:r>
+    </w:p>
+    <w:p>
+      <w:pPr>
+        <w:pStyle w:val="ListParagraph"/>
+        <w:numPr>
+          <w:ilvl w:val="4"/>
+          <w:numId w:val="1"/>
+        </w:numPr>
+        <w:bidi/>
+      </w:pPr>
+      <w:r>
+        <w:rPr>
+          <w:rFonts w:hint="cs"/>
+          <w:rtl/>
+        </w:rPr>
+        <w:t>לאחר מכן ביצעתי בדיקת גבולות שמוודאת שלא ניגש לתא לא קיים</w:t>
+      </w:r>
+    </w:p>
+    <w:p>
+      <w:pPr>
+        <w:pStyle w:val="ListParagraph"/>
+        <w:numPr>
+          <w:ilvl w:val="4"/>
+          <w:numId w:val="1"/>
+        </w:numPr>
+        <w:bidi/>
+      </w:pPr>
+      <w:r>
+        <w:rPr>
+          <w:rFonts w:hint="cs"/>
+          <w:rtl/>
+        </w:rPr>
+        <w:t>ואז ספרתי את התא אם הוא חי (</w:t>
+      </w:r>
+      <w:r>
+        <w:t>alive</w:t>
+      </w:r>
+      <w:r>
+        <w:rPr>
+          <w:rFonts w:hint="cs"/>
+          <w:rtl/>
+        </w:rPr>
+        <w:t>)</w:t>
+      </w:r>
+    </w:p>
+    <w:p>
+      <w:pPr>
+        <w:pStyle w:val="ListParagraph"/>
+        <w:numPr>
+          <w:ilvl w:val="3"/>
+          <w:numId w:val="1"/>
+        </w:numPr>
+        <w:bidi/>
+      </w:pPr>
+      <w:r>
+        <w:rPr>
+          <w:rFonts w:hint="cs"/>
+          <w:rtl/>
+        </w:rPr>
+        <w:t>שיניתי שתא חי יראה כ# ב</w:t>
       </w:r>
       <w:r>
         <w:t>terminal</w:t>
       </w:r>
-    </w:p>
-    <w:p>
-      <w:pPr>
-        <w:pStyle w:val="ListParagraph"/>
-        <w:numPr>
-          <w:ilvl w:val="0"/>
-          <w:numId w:val="1"/>
-        </w:numPr>
-        <w:bidi/>
-      </w:pPr>
-      <w:r>
-        <w:rPr>
-          <w:rFonts w:hint="cs"/>
-          <w:rtl/>
-        </w:rPr>
-        <w:t>תהליך בניית המשחק:</w:t>
-      </w:r>
-    </w:p>
-    <w:p>
-      <w:pPr>
-        <w:pStyle w:val="ListParagraph"/>
-        <w:numPr>
-          <w:ilvl w:val="1"/>
-          <w:numId w:val="1"/>
-        </w:numPr>
-        <w:bidi/>
-      </w:pPr>
-      <w:r>
-        <w:rPr>
-          <w:rFonts w:hint="cs"/>
-          <w:rtl/>
-        </w:rPr>
-        <w:t>לפני התחלת כתיבת הקוד:</w:t>
+      <w:r>
+        <w:rPr>
+          <w:rFonts w:hint="cs"/>
+          <w:rtl/>
+        </w:rPr>
+        <w:t>, כך אין פערים של רווחים בין התאים</w:t>
       </w:r>
     </w:p>
     <w:p>
@@ -346,7 +1220,20 @@
           <w:rFonts w:hint="cs"/>
           <w:rtl/>
         </w:rPr>
-        <w:t>אני מתלבט על הגודל של ה</w:t>
+        <w:t xml:space="preserve">3.1.2026 </w:t>
+      </w:r>
+      <w:r>
+        <w:rPr>
+          <w:rtl/>
+        </w:rPr>
+        <w:t>–</w:t>
+      </w:r>
+      <w:r>
+        <w:rPr>
+          <w:rFonts w:hint="cs"/>
+          <w:rtl/>
+        </w:rPr>
+        <w:t xml:space="preserve"> מקבל קלט, בודק תקינות ומאתחל את ה</w:t>
       </w:r>
       <w:r>
         <w:t>grid</w:t>
@@ -356,6 +1243,52 @@
           <w:rFonts w:hint="cs"/>
           <w:rtl/>
         </w:rPr>
+        <w:t xml:space="preserve"> לפי הקלט. סה"כ 3 אופציות:</w:t>
+      </w:r>
+    </w:p>
+    <w:p>
+      <w:pPr>
+        <w:pStyle w:val="ListParagraph"/>
+        <w:numPr>
+          <w:ilvl w:val="3"/>
+          <w:numId w:val="1"/>
+        </w:numPr>
+        <w:bidi/>
+      </w:pPr>
+      <w:r>
+        <w:t>Random</w:t>
+      </w:r>
+    </w:p>
+    <w:p>
+      <w:pPr>
+        <w:pStyle w:val="ListParagraph"/>
+        <w:numPr>
+          <w:ilvl w:val="3"/>
+          <w:numId w:val="1"/>
+        </w:numPr>
+        <w:bidi/>
+      </w:pPr>
+      <w:r>
+        <w:t>Glider</w:t>
+      </w:r>
+    </w:p>
+    <w:p>
+      <w:pPr>
+        <w:pStyle w:val="ListParagraph"/>
+        <w:numPr>
+          <w:ilvl w:val="3"/>
+          <w:numId w:val="1"/>
+        </w:numPr>
+        <w:bidi/>
+      </w:pPr>
+      <w:r>
+        <w:t>Whole</w:t>
+      </w:r>
+      <w:r>
+        <w:rPr>
+          <w:rFonts w:hint="cs"/>
+          <w:rtl/>
+        </w:rPr>
         <w:t xml:space="preserve"> </w:t>
       </w:r>
       <w:r>
@@ -369,882 +1302,8 @@
           <w:rFonts w:hint="cs"/>
           <w:rtl/>
         </w:rPr>
-        <w:t xml:space="preserve"> אתחיל עם 20</w:t>
-      </w:r>
-      <w:r>
-        <w:t>x</w:t>
-      </w:r>
-      <w:r>
-        <w:rPr>
-          <w:rFonts w:hint="cs"/>
-          <w:rtl/>
-        </w:rPr>
-        <w:t>20</w:t>
-      </w:r>
-    </w:p>
-    <w:p>
-      <w:pPr>
-        <w:pStyle w:val="ListParagraph"/>
-        <w:numPr>
-          <w:ilvl w:val="2"/>
-          <w:numId w:val="1"/>
-        </w:numPr>
-        <w:bidi/>
-      </w:pPr>
-      <w:r>
-        <w:rPr>
-          <w:rFonts w:hint="cs"/>
-          <w:rtl/>
-        </w:rPr>
-        <w:t>א</w:t>
-      </w:r>
-      <w:r>
-        <w:rPr>
-          <w:rFonts w:hint="cs"/>
-          <w:rtl/>
-        </w:rPr>
-        <w:t>בנה</w:t>
-      </w:r>
-      <w:r>
-        <w:rPr>
-          <w:rFonts w:hint="cs"/>
-          <w:rtl/>
-        </w:rPr>
-        <w:t xml:space="preserve"> </w:t>
-      </w:r>
-      <w:r>
-        <w:t>class</w:t>
-      </w:r>
-      <w:r>
-        <w:rPr>
-          <w:rFonts w:hint="cs"/>
-          <w:rtl/>
-        </w:rPr>
-        <w:t xml:space="preserve"> של תא</w:t>
-      </w:r>
-      <w:r>
-        <w:rPr>
-          <w:rFonts w:hint="cs"/>
-          <w:rtl/>
-        </w:rPr>
-        <w:t xml:space="preserve"> ו</w:t>
-      </w:r>
-      <w:r>
-        <w:t>class</w:t>
-      </w:r>
-      <w:r>
-        <w:rPr>
-          <w:rFonts w:hint="cs"/>
-          <w:rtl/>
-        </w:rPr>
-        <w:t xml:space="preserve"> של ה</w:t>
-      </w:r>
-      <w:r>
-        <w:t>grid</w:t>
-      </w:r>
-    </w:p>
-    <w:p>
-      <w:pPr>
-        <w:pStyle w:val="ListParagraph"/>
-        <w:numPr>
-          <w:ilvl w:val="3"/>
-          <w:numId w:val="1"/>
-        </w:numPr>
-        <w:bidi/>
-      </w:pPr>
-      <w:r>
-        <w:t>class</w:t>
-      </w:r>
-      <w:r>
-        <w:rPr>
-          <w:rFonts w:hint="cs"/>
-          <w:rtl/>
-        </w:rPr>
-        <w:t xml:space="preserve"> של תא</w:t>
-      </w:r>
-    </w:p>
-    <w:p>
-      <w:pPr>
-        <w:pStyle w:val="ListParagraph"/>
-        <w:numPr>
-          <w:ilvl w:val="4"/>
-          <w:numId w:val="1"/>
-        </w:numPr>
-        <w:bidi/>
-      </w:pPr>
-      <w:r>
-        <w:rPr>
-          <w:rFonts w:hint="cs"/>
-          <w:rtl/>
-        </w:rPr>
-        <w:t>יכיל משתנה בוליאני האם הוא חי או מת</w:t>
-      </w:r>
-    </w:p>
-    <w:p>
-      <w:pPr>
-        <w:pStyle w:val="ListParagraph"/>
-        <w:numPr>
-          <w:ilvl w:val="4"/>
-          <w:numId w:val="1"/>
-        </w:numPr>
-        <w:bidi/>
-      </w:pPr>
-      <w:r>
-        <w:rPr>
-          <w:rFonts w:hint="cs"/>
-          <w:rtl/>
-        </w:rPr>
-        <w:t xml:space="preserve">יכיל קואורדינטה (ערך </w:t>
-      </w:r>
-      <w:proofErr w:type="spellStart"/>
-      <w:r>
-        <w:t>i,j</w:t>
-      </w:r>
-      <w:proofErr w:type="spellEnd"/>
-      <w:r>
-        <w:rPr>
-          <w:rFonts w:hint="cs"/>
-          <w:rtl/>
-        </w:rPr>
-        <w:t>)</w:t>
-      </w:r>
-    </w:p>
-    <w:p>
-      <w:pPr>
-        <w:pStyle w:val="ListParagraph"/>
-        <w:numPr>
-          <w:ilvl w:val="3"/>
-          <w:numId w:val="1"/>
-        </w:numPr>
-        <w:bidi/>
-      </w:pPr>
-      <w:r>
-        <w:t>Class</w:t>
-      </w:r>
-      <w:r>
-        <w:rPr>
-          <w:rFonts w:hint="cs"/>
-          <w:rtl/>
-        </w:rPr>
-        <w:t xml:space="preserve"> של </w:t>
-      </w:r>
-      <w:r>
-        <w:t>grid</w:t>
-      </w:r>
-    </w:p>
-    <w:p>
-      <w:pPr>
-        <w:pStyle w:val="ListParagraph"/>
-        <w:numPr>
-          <w:ilvl w:val="4"/>
-          <w:numId w:val="1"/>
-        </w:numPr>
-        <w:bidi/>
-      </w:pPr>
-      <w:r>
-        <w:rPr>
-          <w:rFonts w:hint="cs"/>
-          <w:rtl/>
-        </w:rPr>
-        <w:t>יכיל מערך דו ממדי של תאים</w:t>
-      </w:r>
-    </w:p>
-    <w:p>
-      <w:pPr>
-        <w:pStyle w:val="ListParagraph"/>
-        <w:numPr>
-          <w:ilvl w:val="2"/>
-          <w:numId w:val="1"/>
-        </w:numPr>
-        <w:bidi/>
-      </w:pPr>
-      <w:r>
-        <w:rPr>
-          <w:rFonts w:hint="cs"/>
-          <w:rtl/>
-        </w:rPr>
-        <w:t>מבחינת פונקציות:</w:t>
-      </w:r>
-    </w:p>
-    <w:p>
-      <w:pPr>
-        <w:pStyle w:val="ListParagraph"/>
-        <w:numPr>
-          <w:ilvl w:val="3"/>
-          <w:numId w:val="1"/>
-        </w:numPr>
-        <w:bidi/>
-      </w:pPr>
-      <w:r>
-        <w:rPr>
-          <w:rFonts w:hint="cs"/>
-          <w:rtl/>
-        </w:rPr>
-        <w:t>התקדמות שלב</w:t>
-      </w:r>
-    </w:p>
-    <w:p>
-      <w:pPr>
-        <w:pStyle w:val="ListParagraph"/>
-        <w:numPr>
-          <w:ilvl w:val="4"/>
-          <w:numId w:val="1"/>
-        </w:numPr>
-        <w:bidi/>
-      </w:pPr>
-      <w:r>
-        <w:rPr>
-          <w:rFonts w:hint="cs"/>
-          <w:rtl/>
-        </w:rPr>
-        <w:t>התקדמות לפי השלבים</w:t>
-      </w:r>
-    </w:p>
-    <w:p>
-      <w:pPr>
-        <w:pStyle w:val="ListParagraph"/>
-        <w:numPr>
-          <w:ilvl w:val="4"/>
-          <w:numId w:val="1"/>
-        </w:numPr>
-        <w:bidi/>
-      </w:pPr>
-      <w:r>
-        <w:rPr>
-          <w:rFonts w:hint="cs"/>
-          <w:rtl/>
-        </w:rPr>
-        <w:t>תתקיים בדיקת גבולות של ה</w:t>
-      </w:r>
-      <w:r>
-        <w:t>grid</w:t>
-      </w:r>
-    </w:p>
-    <w:p>
-      <w:pPr>
-        <w:pStyle w:val="ListParagraph"/>
-        <w:numPr>
-          <w:ilvl w:val="5"/>
-          <w:numId w:val="1"/>
-        </w:numPr>
-        <w:bidi/>
-      </w:pPr>
-      <w:r>
-        <w:rPr>
-          <w:rFonts w:hint="cs"/>
-          <w:rtl/>
-        </w:rPr>
-        <w:t xml:space="preserve">אם תא יעבור את הגבול </w:t>
-      </w:r>
-      <w:r>
-        <w:rPr>
-          <w:rtl/>
-        </w:rPr>
-        <w:t>–</w:t>
-      </w:r>
-      <w:r>
-        <w:rPr>
-          <w:rFonts w:hint="cs"/>
-          <w:rtl/>
-        </w:rPr>
-        <w:t xml:space="preserve"> הוא ימות</w:t>
-      </w:r>
-    </w:p>
-    <w:p>
-      <w:pPr>
-        <w:pStyle w:val="ListParagraph"/>
-        <w:numPr>
-          <w:ilvl w:val="4"/>
-          <w:numId w:val="1"/>
-        </w:numPr>
-        <w:bidi/>
-      </w:pPr>
-      <w:r>
-        <w:rPr>
-          <w:rFonts w:hint="cs"/>
-          <w:rtl/>
-        </w:rPr>
-        <w:t xml:space="preserve">המסך יתנקה </w:t>
-      </w:r>
-      <w:proofErr w:type="spellStart"/>
-      <w:r>
-        <w:rPr>
-          <w:rFonts w:hint="cs"/>
-          <w:rtl/>
-        </w:rPr>
-        <w:t>וה</w:t>
-      </w:r>
-      <w:proofErr w:type="spellEnd"/>
-      <w:r>
-        <w:t>grid</w:t>
-      </w:r>
-      <w:r>
-        <w:rPr>
-          <w:rFonts w:hint="cs"/>
-          <w:rtl/>
-        </w:rPr>
-        <w:t xml:space="preserve"> החדש יודפס</w:t>
-      </w:r>
-    </w:p>
-    <w:p>
-      <w:pPr>
-        <w:pStyle w:val="ListParagraph"/>
-        <w:numPr>
-          <w:ilvl w:val="0"/>
-          <w:numId w:val="1"/>
-        </w:numPr>
-        <w:bidi/>
-      </w:pPr>
-      <w:r>
-        <w:rPr>
-          <w:rFonts w:hint="cs"/>
-          <w:rtl/>
-        </w:rPr>
-        <w:t>מחשבות רצות:</w:t>
-      </w:r>
-    </w:p>
-    <w:p>
-      <w:pPr>
-        <w:pStyle w:val="ListParagraph"/>
-        <w:numPr>
-          <w:ilvl w:val="1"/>
-          <w:numId w:val="1"/>
-        </w:numPr>
-        <w:bidi/>
-      </w:pPr>
-      <w:r>
-        <w:rPr>
-          <w:rFonts w:hint="cs"/>
-          <w:rtl/>
-        </w:rPr>
-        <w:t xml:space="preserve">1.1.2026 </w:t>
-      </w:r>
-      <w:r>
-        <w:rPr>
-          <w:rtl/>
-        </w:rPr>
-        <w:t>–</w:t>
-      </w:r>
-      <w:r>
-        <w:rPr>
-          <w:rFonts w:hint="cs"/>
-          <w:rtl/>
-        </w:rPr>
-        <w:t xml:space="preserve"> שעה 22:36</w:t>
-      </w:r>
-    </w:p>
-    <w:p>
-      <w:pPr>
-        <w:pStyle w:val="ListParagraph"/>
-        <w:numPr>
-          <w:ilvl w:val="2"/>
-          <w:numId w:val="1"/>
-        </w:numPr>
-        <w:bidi/>
-      </w:pPr>
-      <w:r>
-        <w:rPr>
-          <w:rFonts w:hint="cs"/>
-          <w:rtl/>
-        </w:rPr>
-        <w:t xml:space="preserve">לא אתן למשתמש להכניס כל ריצה </w:t>
-      </w:r>
-      <w:r>
-        <w:t>grid</w:t>
-      </w:r>
-      <w:r>
-        <w:rPr>
-          <w:rFonts w:hint="cs"/>
-          <w:rtl/>
-        </w:rPr>
-        <w:t xml:space="preserve"> חדש. לכן עשיתי 2 פונקציות כחלק מה</w:t>
-      </w:r>
-      <w:r>
-        <w:t>class</w:t>
-      </w:r>
-      <w:r>
-        <w:rPr>
-          <w:rFonts w:hint="cs"/>
-          <w:rtl/>
-        </w:rPr>
-        <w:t xml:space="preserve"> של </w:t>
-      </w:r>
-      <w:r>
-        <w:t>Grid</w:t>
-      </w:r>
-      <w:r>
-        <w:rPr>
-          <w:rFonts w:hint="cs"/>
-          <w:rtl/>
-        </w:rPr>
-        <w:t xml:space="preserve"> </w:t>
-      </w:r>
-      <w:r>
-        <w:rPr>
-          <w:rtl/>
-        </w:rPr>
-        <w:t>–</w:t>
-      </w:r>
-      <w:r>
-        <w:rPr>
-          <w:rFonts w:hint="cs"/>
-          <w:rtl/>
-        </w:rPr>
-        <w:t xml:space="preserve"> </w:t>
-      </w:r>
-      <w:r>
-        <w:t>random</w:t>
-      </w:r>
-      <w:r>
-        <w:rPr>
-          <w:rFonts w:hint="cs"/>
-          <w:rtl/>
-        </w:rPr>
-        <w:t xml:space="preserve"> שבונה </w:t>
-      </w:r>
-      <w:r>
-        <w:t>grid</w:t>
-      </w:r>
-      <w:r>
-        <w:rPr>
-          <w:rFonts w:hint="cs"/>
-          <w:rtl/>
-        </w:rPr>
-        <w:t xml:space="preserve"> רנדומלי. בנוסף </w:t>
-      </w:r>
-      <w:r>
-        <w:t>glider</w:t>
-      </w:r>
-      <w:r>
-        <w:rPr>
-          <w:rFonts w:hint="cs"/>
-          <w:rtl/>
-        </w:rPr>
-        <w:t xml:space="preserve"> </w:t>
-      </w:r>
-      <w:r>
-        <w:rPr>
-          <w:rtl/>
-        </w:rPr>
-        <w:t>–</w:t>
-      </w:r>
-      <w:r>
-        <w:rPr>
-          <w:rFonts w:hint="cs"/>
-          <w:rtl/>
-        </w:rPr>
-        <w:t xml:space="preserve"> צורה מוכרת במשחק שגורמת להתפתחות מגניבה עם השלבים</w:t>
-      </w:r>
-    </w:p>
-    <w:p>
-      <w:pPr>
-        <w:pStyle w:val="ListParagraph"/>
-        <w:numPr>
-          <w:ilvl w:val="3"/>
-          <w:numId w:val="1"/>
-        </w:numPr>
-        <w:bidi/>
-      </w:pPr>
-      <w:r>
-        <w:rPr>
-          <w:rFonts w:hint="cs"/>
-          <w:rtl/>
-        </w:rPr>
-        <w:t xml:space="preserve">אני מתלבט איך להדפיס את הריבוע. הפתרון הראשוני - </w:t>
-      </w:r>
-      <w:r>
-        <w:rPr>
-          <w:rFonts w:ascii="Segoe UI Emoji" w:hAnsi="Segoe UI Emoji" w:cs="Segoe UI Emoji" w:hint="cs"/>
-          <w:rtl/>
-        </w:rPr>
-        <w:t>⬜</w:t>
-      </w:r>
-    </w:p>
-    <w:p>
-      <w:pPr>
-        <w:pStyle w:val="ListParagraph"/>
-        <w:numPr>
-          <w:ilvl w:val="3"/>
-          <w:numId w:val="1"/>
-        </w:numPr>
-        <w:bidi/>
-      </w:pPr>
-      <w:r>
-        <w:rPr>
-          <w:rFonts w:hint="cs"/>
-          <w:rtl/>
-        </w:rPr>
-        <w:t xml:space="preserve">אולי בהמשך אעשה עם </w:t>
-      </w:r>
-      <w:proofErr w:type="spellStart"/>
-      <w:r>
-        <w:t>pygame</w:t>
-      </w:r>
-      <w:proofErr w:type="spellEnd"/>
-      <w:r>
-        <w:t xml:space="preserve"> \ </w:t>
-      </w:r>
-      <w:proofErr w:type="spellStart"/>
-      <w:r>
-        <w:t>tkinter</w:t>
-      </w:r>
-      <w:proofErr w:type="spellEnd"/>
-    </w:p>
-    <w:p>
-      <w:pPr>
-        <w:pStyle w:val="ListParagraph"/>
-        <w:numPr>
-          <w:ilvl w:val="1"/>
-          <w:numId w:val="1"/>
-        </w:numPr>
-        <w:bidi/>
-      </w:pPr>
-      <w:r>
-        <w:t>2.1.2026</w:t>
-      </w:r>
-      <w:r>
-        <w:rPr>
-          <w:rFonts w:hint="cs"/>
-          <w:rtl/>
-        </w:rPr>
-        <w:t xml:space="preserve"> </w:t>
-      </w:r>
-      <w:r>
-        <w:rPr>
-          <w:rtl/>
-        </w:rPr>
-        <w:t>–</w:t>
-      </w:r>
-      <w:r>
-        <w:rPr>
-          <w:rFonts w:hint="cs"/>
-          <w:rtl/>
-        </w:rPr>
-        <w:t xml:space="preserve"> שעה 20:01</w:t>
-      </w:r>
-    </w:p>
-    <w:p>
-      <w:pPr>
-        <w:pStyle w:val="ListParagraph"/>
-        <w:numPr>
-          <w:ilvl w:val="2"/>
-          <w:numId w:val="1"/>
-        </w:numPr>
-        <w:bidi/>
-      </w:pPr>
-      <w:r>
-        <w:rPr>
-          <w:rFonts w:hint="cs"/>
-          <w:rtl/>
-        </w:rPr>
-        <w:lastRenderedPageBreak/>
-        <w:t>חישוב מספר השכנים</w:t>
-      </w:r>
-      <w:r>
-        <w:rPr>
-          <w:rFonts w:hint="cs"/>
-          <w:rtl/>
-        </w:rPr>
-        <w:t xml:space="preserve"> </w:t>
-      </w:r>
-      <w:r>
-        <w:rPr>
-          <w:rtl/>
-        </w:rPr>
-        <w:t>–</w:t>
-      </w:r>
-      <w:r>
-        <w:rPr>
-          <w:rFonts w:hint="cs"/>
-          <w:rtl/>
-        </w:rPr>
-        <w:t xml:space="preserve"> זרקתי רעיונות לאוויר</w:t>
-      </w:r>
-    </w:p>
-    <w:p>
-      <w:pPr>
-        <w:pStyle w:val="ListParagraph"/>
-        <w:numPr>
-          <w:ilvl w:val="3"/>
-          <w:numId w:val="1"/>
-        </w:numPr>
-        <w:bidi/>
-      </w:pPr>
-      <w:r>
-        <w:rPr>
-          <w:rFonts w:hint="cs"/>
-          <w:rtl/>
-        </w:rPr>
-        <w:t>בהתחלה חשבתי לפרק למקרים שונים</w:t>
-      </w:r>
-      <w:r>
-        <w:rPr>
-          <w:rFonts w:hint="cs"/>
-          <w:rtl/>
-        </w:rPr>
-        <w:t xml:space="preserve"> כי לפינות יש מקסימום 3 שכנים</w:t>
-      </w:r>
-      <w:r>
-        <w:rPr>
-          <w:rFonts w:hint="cs"/>
-          <w:rtl/>
-        </w:rPr>
-        <w:t>:</w:t>
-      </w:r>
-    </w:p>
-    <w:p>
-      <w:pPr>
-        <w:pStyle w:val="ListParagraph"/>
-        <w:numPr>
-          <w:ilvl w:val="4"/>
-          <w:numId w:val="1"/>
-        </w:numPr>
-        <w:bidi/>
-      </w:pPr>
-      <w:r>
-        <w:rPr>
-          <w:rFonts w:hint="cs"/>
-          <w:rtl/>
-        </w:rPr>
-        <w:t>פינה ימנית עליונה</w:t>
-      </w:r>
-    </w:p>
-    <w:p>
-      <w:pPr>
-        <w:pStyle w:val="ListParagraph"/>
-        <w:numPr>
-          <w:ilvl w:val="4"/>
-          <w:numId w:val="1"/>
-        </w:numPr>
-        <w:bidi/>
-      </w:pPr>
-      <w:r>
-        <w:rPr>
-          <w:rFonts w:hint="cs"/>
-          <w:rtl/>
-        </w:rPr>
-        <w:t>פינה שמאלית עליונה</w:t>
-      </w:r>
-    </w:p>
-    <w:p>
-      <w:pPr>
-        <w:pStyle w:val="ListParagraph"/>
-        <w:numPr>
-          <w:ilvl w:val="4"/>
-          <w:numId w:val="1"/>
-        </w:numPr>
-        <w:bidi/>
-      </w:pPr>
-      <w:r>
-        <w:rPr>
-          <w:rFonts w:hint="cs"/>
-          <w:rtl/>
-        </w:rPr>
-        <w:t>פינה ימנית</w:t>
-      </w:r>
-      <w:r>
-        <w:rPr>
-          <w:rFonts w:hint="cs"/>
-          <w:rtl/>
-        </w:rPr>
-        <w:t xml:space="preserve"> תחתונה</w:t>
-      </w:r>
-    </w:p>
-    <w:p>
-      <w:pPr>
-        <w:pStyle w:val="ListParagraph"/>
-        <w:numPr>
-          <w:ilvl w:val="4"/>
-          <w:numId w:val="1"/>
-        </w:numPr>
-        <w:bidi/>
-      </w:pPr>
-      <w:r>
-        <w:rPr>
-          <w:rFonts w:hint="cs"/>
-          <w:rtl/>
-        </w:rPr>
-        <w:t xml:space="preserve">פינה </w:t>
-      </w:r>
-      <w:r>
-        <w:rPr>
-          <w:rFonts w:hint="cs"/>
-          <w:rtl/>
-        </w:rPr>
-        <w:t>שמאלית</w:t>
-      </w:r>
-      <w:r>
-        <w:rPr>
-          <w:rFonts w:hint="cs"/>
-          <w:rtl/>
-        </w:rPr>
-        <w:t xml:space="preserve"> תחתונה</w:t>
-      </w:r>
-    </w:p>
-    <w:p>
-      <w:pPr>
-        <w:pStyle w:val="ListParagraph"/>
-        <w:numPr>
-          <w:ilvl w:val="4"/>
-          <w:numId w:val="1"/>
-        </w:numPr>
-        <w:bidi/>
-      </w:pPr>
-      <w:r>
-        <w:rPr>
-          <w:rFonts w:hint="cs"/>
-          <w:rtl/>
-        </w:rPr>
-        <w:t>מקרה כללי</w:t>
-      </w:r>
-    </w:p>
-    <w:p>
-      <w:pPr>
-        <w:pStyle w:val="ListParagraph"/>
-        <w:numPr>
-          <w:ilvl w:val="3"/>
-          <w:numId w:val="1"/>
-        </w:numPr>
-        <w:bidi/>
-      </w:pPr>
-      <w:r>
-        <w:rPr>
-          <w:rFonts w:hint="cs"/>
-          <w:rtl/>
-        </w:rPr>
-        <w:t>לא יעיל בעליל ואפשר לקצר בהרבה. עשיתי פונקציה ב</w:t>
-      </w:r>
-      <w:r>
-        <w:t>class</w:t>
-      </w:r>
-      <w:r>
-        <w:rPr>
-          <w:rFonts w:hint="cs"/>
-          <w:rtl/>
-        </w:rPr>
-        <w:t xml:space="preserve"> שמקבלת שורה ועמודה של התא שרוצים לספור את כמות השכנים שלו. ואז עברתי ב</w:t>
-      </w:r>
-      <w:r>
-        <w:t>nested for loop</w:t>
-      </w:r>
-      <w:r>
-        <w:rPr>
-          <w:rFonts w:hint="cs"/>
-          <w:rtl/>
-        </w:rPr>
-        <w:t xml:space="preserve"> על </w:t>
-      </w:r>
-      <w:r>
-        <w:t>row-1</w:t>
-      </w:r>
-      <w:r>
-        <w:rPr>
-          <w:rFonts w:hint="cs"/>
-          <w:rtl/>
-        </w:rPr>
-        <w:t xml:space="preserve"> עד </w:t>
-      </w:r>
-      <w:r>
-        <w:t>row+1</w:t>
-      </w:r>
-      <w:r>
-        <w:rPr>
-          <w:rFonts w:hint="cs"/>
-          <w:rtl/>
-        </w:rPr>
-        <w:t xml:space="preserve"> ואותו דבר עם </w:t>
-      </w:r>
-      <w:r>
-        <w:t>col</w:t>
-      </w:r>
-      <w:r>
-        <w:rPr>
-          <w:rFonts w:hint="cs"/>
-          <w:rtl/>
-        </w:rPr>
-        <w:t xml:space="preserve">. </w:t>
-      </w:r>
-    </w:p>
-    <w:p>
-      <w:pPr>
-        <w:pStyle w:val="ListParagraph"/>
-        <w:numPr>
-          <w:ilvl w:val="4"/>
-          <w:numId w:val="1"/>
-        </w:numPr>
-        <w:bidi/>
-      </w:pPr>
-      <w:r>
-        <w:rPr>
-          <w:rFonts w:hint="cs"/>
-          <w:rtl/>
-        </w:rPr>
-        <w:t xml:space="preserve">ביצעתי לאחר מכן בדיקה האם אנחנו נמצאים בתא הנוכחי, ואז </w:t>
-      </w:r>
-      <w:r>
-        <w:rPr>
-          <w:rFonts w:hint="cs"/>
-          <w:rtl/>
-        </w:rPr>
-        <w:t xml:space="preserve">עשיתי </w:t>
-      </w:r>
-      <w:r>
-        <w:t>continue</w:t>
-      </w:r>
-    </w:p>
-    <w:p>
-      <w:pPr>
-        <w:pStyle w:val="ListParagraph"/>
-        <w:numPr>
-          <w:ilvl w:val="4"/>
-          <w:numId w:val="1"/>
-        </w:numPr>
-        <w:bidi/>
-      </w:pPr>
-      <w:r>
-        <w:rPr>
-          <w:rFonts w:hint="cs"/>
-          <w:rtl/>
-        </w:rPr>
-        <w:t>לאחר מכן ביצעתי בדיקת גבולות שמוודאת שלא ניגש לתא לא קיים</w:t>
-      </w:r>
-    </w:p>
-    <w:p>
-      <w:pPr>
-        <w:pStyle w:val="ListParagraph"/>
-        <w:numPr>
-          <w:ilvl w:val="4"/>
-          <w:numId w:val="1"/>
-        </w:numPr>
-        <w:bidi/>
-      </w:pPr>
-      <w:r>
-        <w:rPr>
-          <w:rFonts w:hint="cs"/>
-          <w:rtl/>
-        </w:rPr>
-        <w:t>ואז ספרתי את התא אם הוא חי (</w:t>
-      </w:r>
-      <w:r>
-        <w:t>alive</w:t>
-      </w:r>
-      <w:r>
-        <w:rPr>
-          <w:rFonts w:hint="cs"/>
-          <w:rtl/>
-        </w:rPr>
-        <w:t>)</w:t>
-      </w:r>
-    </w:p>
-    <w:p>
-      <w:pPr>
-        <w:pStyle w:val="ListParagraph"/>
-        <w:numPr>
-          <w:ilvl w:val="2"/>
-          <w:numId w:val="1"/>
-        </w:numPr>
-        <w:bidi/>
-      </w:pPr>
+        <w:t xml:space="preserve"> מסך שלם</w:t>
+      </w:r>
     </w:p>
     <w:sectPr>
       <w:pgSz w:w="12240" w:h="15840"/>
